--- a/documentation/fa2_report.docx
+++ b/documentation/fa2_report.docx
@@ -5,6 +5,7 @@
     <w:p>
       <w:pPr>
         <w:pStyle w:val="Title"/>
+        <w:jc w:val="center"/>
       </w:pPr>
       <w:bookmarkStart w:id="0" w:name="formative_assessment_ii_report"/>
       <w:r>
@@ -160,6 +161,18 @@
     </w:p>
     <w:p>
       <w:pPr>
+        <w:numPr>
+          <w:ilvl w:val="0"/>
+          <w:numId w:val="1"/>
+        </w:numPr>
+        <w:spacing w:before="105" w:after="105" w:line="360" w:lineRule="auto"/>
+      </w:pPr>
+      <w:r>
+        <w:t>https://www.kaggle.com/datasets/saurabhbadole/zomato-delivery-operations-analytics-dataset</w:t>
+      </w:r>
+    </w:p>
+    <w:p>
+      <w:pPr>
         <w:spacing w:before="315" w:after="105" w:line="360" w:lineRule="auto"/>
         <w:ind w:left="-30"/>
       </w:pPr>
@@ -186,15 +199,13 @@
         </w:rPr>
         <w:t xml:space="preserve">The objective of FA2 is to collect, preprocess, analyze, and validate a real-world dataset for research publication </w:t>
       </w:r>
-      <w:proofErr w:type="gramStart"/>
-      <w:r>
-        <w:rPr>
-          <w:rFonts w:eastAsia="Georgia" w:hAnsi="Georgia" w:cs="Georgia"/>
-          <w:color w:val="000000"/>
-        </w:rPr>
-        <w:t>readiness .</w:t>
-      </w:r>
-      <w:proofErr w:type="gramEnd"/>
+      <w:r>
+        <w:rPr>
+          <w:rFonts w:eastAsia="Georgia" w:hAnsi="Georgia" w:cs="Georgia"/>
+          <w:color w:val="000000"/>
+        </w:rPr>
+        <w:t>readiness.</w:t>
+      </w:r>
       <w:r>
         <w:rPr>
           <w:rFonts w:eastAsia="Georgia" w:hAnsi="Georgia" w:cs="Georgia"/>
@@ -253,15 +264,13 @@
         </w:rPr>
         <w:t xml:space="preserve"> related to food delivery operations, including rider information, geographic coordinates, order timing, traffic conditions, weather conditions, vehicle condition, city, and delivery </w:t>
       </w:r>
-      <w:proofErr w:type="gramStart"/>
-      <w:r>
-        <w:rPr>
-          <w:rFonts w:eastAsia="Georgia" w:hAnsi="Georgia" w:cs="Georgia"/>
-          <w:color w:val="000000"/>
-        </w:rPr>
-        <w:t>time .</w:t>
-      </w:r>
-      <w:proofErr w:type="gramEnd"/>
+      <w:r>
+        <w:rPr>
+          <w:rFonts w:eastAsia="Georgia" w:hAnsi="Georgia" w:cs="Georgia"/>
+          <w:color w:val="000000"/>
+        </w:rPr>
+        <w:t>time.</w:t>
+      </w:r>
       <w:r>
         <w:rPr>
           <w:rFonts w:eastAsia="Georgia" w:hAnsi="Georgia" w:cs="Georgia"/>
@@ -371,6 +380,7 @@
           <w:rFonts w:eastAsia="Georgia" w:hAnsi="Georgia" w:cs="Georgia"/>
           <w:color w:val="000000"/>
         </w:rPr>
+        <w:lastRenderedPageBreak/>
         <w:t xml:space="preserve">Vehicle condition, type of order, type of vehicle, city, and festival flag </w:t>
       </w:r>
     </w:p>
@@ -387,10 +397,8 @@
           <w:rFonts w:eastAsia="Georgia" w:hAnsi="Georgia" w:cs="Georgia"/>
           <w:color w:val="000000"/>
         </w:rPr>
-        <w:lastRenderedPageBreak/>
         <w:t xml:space="preserve">Target variable: </w:t>
       </w:r>
-      <w:proofErr w:type="spellStart"/>
       <w:r>
         <w:rPr>
           <w:rStyle w:val="VerbatimChar"/>
@@ -399,9 +407,15 @@
           <w:sz w:val="18"/>
           <w:shd w:val="clear" w:color="auto" w:fill="F8F8FA"/>
         </w:rPr>
-        <w:t>Time_taken</w:t>
-      </w:r>
-      <w:proofErr w:type="spellEnd"/>
+        <w:t>Time_taken (min)</w:t>
+      </w:r>
+      <w:r>
+        <w:rPr>
+          <w:rFonts w:eastAsia="Georgia" w:hAnsi="Georgia" w:cs="Georgia"/>
+          <w:color w:val="000000"/>
+        </w:rPr>
+        <w:t xml:space="preserve"> later renamed to </w:t>
+      </w:r>
       <w:r>
         <w:rPr>
           <w:rStyle w:val="VerbatimChar"/>
@@ -410,27 +424,8 @@
           <w:sz w:val="18"/>
           <w:shd w:val="clear" w:color="auto" w:fill="F8F8FA"/>
         </w:rPr>
-        <w:t xml:space="preserve"> (min)</w:t>
-      </w:r>
-      <w:r>
-        <w:rPr>
-          <w:rFonts w:eastAsia="Georgia" w:hAnsi="Georgia" w:cs="Georgia"/>
-          <w:color w:val="000000"/>
-        </w:rPr>
-        <w:t xml:space="preserve"> later renamed to </w:t>
-      </w:r>
-      <w:proofErr w:type="spellStart"/>
-      <w:r>
-        <w:rPr>
-          <w:rStyle w:val="VerbatimChar"/>
-          <w:rFonts w:ascii="menlo" w:eastAsia="menlo" w:hAnsi="menlo" w:cs="menlo"/>
-          <w:color w:val="000000"/>
-          <w:sz w:val="18"/>
-          <w:shd w:val="clear" w:color="auto" w:fill="F8F8FA"/>
-        </w:rPr>
         <w:t>Time_taken_min</w:t>
       </w:r>
-      <w:proofErr w:type="spellEnd"/>
       <w:r>
         <w:rPr>
           <w:rFonts w:eastAsia="Georgia" w:hAnsi="Georgia" w:cs="Georgia"/>
@@ -465,33 +460,15 @@
           <w:rFonts w:eastAsia="Georgia" w:hAnsi="Georgia" w:cs="Georgia"/>
           <w:color w:val="000000"/>
         </w:rPr>
-        <w:t xml:space="preserve">The dataset was collected from Kaggle as a secondary data source and imported into Google </w:t>
-      </w:r>
-      <w:proofErr w:type="spellStart"/>
-      <w:r>
-        <w:rPr>
-          <w:rFonts w:eastAsia="Georgia" w:hAnsi="Georgia" w:cs="Georgia"/>
-          <w:color w:val="000000"/>
-        </w:rPr>
-        <w:t>Colab</w:t>
-      </w:r>
-      <w:proofErr w:type="spellEnd"/>
-      <w:r>
-        <w:rPr>
-          <w:rFonts w:eastAsia="Georgia" w:hAnsi="Georgia" w:cs="Georgia"/>
-          <w:color w:val="000000"/>
-        </w:rPr>
-        <w:t xml:space="preserve"> using Python libraries such as Pandas, NumPy, Matplotlib, Seaborn, and Scikit-</w:t>
-      </w:r>
-      <w:proofErr w:type="gramStart"/>
-      <w:r>
-        <w:rPr>
-          <w:rFonts w:eastAsia="Georgia" w:hAnsi="Georgia" w:cs="Georgia"/>
-          <w:color w:val="000000"/>
-        </w:rPr>
-        <w:t>learn .</w:t>
-      </w:r>
-      <w:proofErr w:type="gramEnd"/>
+        <w:t>The dataset was collected from Kaggle as a secondary data source and imported into Google Colab using Python libraries such as Pandas, NumPy, Matplotlib, Seaborn, and Scikit-</w:t>
+      </w:r>
+      <w:r>
+        <w:rPr>
+          <w:rFonts w:eastAsia="Georgia" w:hAnsi="Georgia" w:cs="Georgia"/>
+          <w:color w:val="000000"/>
+        </w:rPr>
+        <w:t>learn.</w:t>
+      </w:r>
       <w:r>
         <w:rPr>
           <w:rFonts w:eastAsia="Georgia" w:hAnsi="Georgia" w:cs="Georgia"/>
@@ -499,15 +476,13 @@
         </w:rPr>
         <w:t xml:space="preserve"> The dataset satisfies the FA2 requirement of working with a real-world dataset and preparing it for preprocessing, exploratory analysis, and </w:t>
       </w:r>
-      <w:proofErr w:type="gramStart"/>
-      <w:r>
-        <w:rPr>
-          <w:rFonts w:eastAsia="Georgia" w:hAnsi="Georgia" w:cs="Georgia"/>
-          <w:color w:val="000000"/>
-        </w:rPr>
-        <w:t>modeling .</w:t>
-      </w:r>
-      <w:proofErr w:type="gramEnd"/>
+      <w:r>
+        <w:rPr>
+          <w:rFonts w:eastAsia="Georgia" w:hAnsi="Georgia" w:cs="Georgia"/>
+          <w:color w:val="000000"/>
+        </w:rPr>
+        <w:t>modeling.</w:t>
+      </w:r>
     </w:p>
     <w:p>
       <w:pPr>
@@ -537,15 +512,13 @@
         </w:rPr>
         <w:t xml:space="preserve">Data preprocessing was performed to clean and standardize the dataset before analysis and model </w:t>
       </w:r>
-      <w:proofErr w:type="gramStart"/>
-      <w:r>
-        <w:rPr>
-          <w:rFonts w:eastAsia="Georgia" w:hAnsi="Georgia" w:cs="Georgia"/>
-          <w:color w:val="000000"/>
-        </w:rPr>
-        <w:t>building .</w:t>
-      </w:r>
-      <w:proofErr w:type="gramEnd"/>
+      <w:r>
+        <w:rPr>
+          <w:rFonts w:eastAsia="Georgia" w:hAnsi="Georgia" w:cs="Georgia"/>
+          <w:color w:val="000000"/>
+        </w:rPr>
+        <w:t>building.</w:t>
+      </w:r>
       <w:r>
         <w:rPr>
           <w:rFonts w:eastAsia="Georgia" w:hAnsi="Georgia" w:cs="Georgia"/>
@@ -569,15 +542,13 @@
         </w:rPr>
         <w:t xml:space="preserve">Column names were cleaned by replacing spaces and special characters with </w:t>
       </w:r>
-      <w:proofErr w:type="gramStart"/>
-      <w:r>
-        <w:rPr>
-          <w:rFonts w:eastAsia="Georgia" w:hAnsi="Georgia" w:cs="Georgia"/>
-          <w:color w:val="000000"/>
-        </w:rPr>
-        <w:t>underscores .</w:t>
-      </w:r>
-      <w:proofErr w:type="gramEnd"/>
+      <w:r>
+        <w:rPr>
+          <w:rFonts w:eastAsia="Georgia" w:hAnsi="Georgia" w:cs="Georgia"/>
+          <w:color w:val="000000"/>
+        </w:rPr>
+        <w:t>underscores.</w:t>
+      </w:r>
     </w:p>
     <w:p>
       <w:pPr>
@@ -594,7 +565,6 @@
         </w:rPr>
         <w:t xml:space="preserve">The target column </w:t>
       </w:r>
-      <w:proofErr w:type="spellStart"/>
       <w:r>
         <w:rPr>
           <w:rStyle w:val="VerbatimChar"/>
@@ -603,9 +573,15 @@
           <w:sz w:val="18"/>
           <w:shd w:val="clear" w:color="auto" w:fill="F8F8FA"/>
         </w:rPr>
-        <w:t>Time_taken</w:t>
-      </w:r>
-      <w:proofErr w:type="spellEnd"/>
+        <w:t>Time_taken (min)</w:t>
+      </w:r>
+      <w:r>
+        <w:rPr>
+          <w:rFonts w:eastAsia="Georgia" w:hAnsi="Georgia" w:cs="Georgia"/>
+          <w:color w:val="000000"/>
+        </w:rPr>
+        <w:t xml:space="preserve"> was renamed to </w:t>
+      </w:r>
       <w:r>
         <w:rPr>
           <w:rStyle w:val="VerbatimChar"/>
@@ -614,27 +590,8 @@
           <w:sz w:val="18"/>
           <w:shd w:val="clear" w:color="auto" w:fill="F8F8FA"/>
         </w:rPr>
-        <w:t xml:space="preserve"> (min)</w:t>
-      </w:r>
-      <w:r>
-        <w:rPr>
-          <w:rFonts w:eastAsia="Georgia" w:hAnsi="Georgia" w:cs="Georgia"/>
-          <w:color w:val="000000"/>
-        </w:rPr>
-        <w:t xml:space="preserve"> was renamed to </w:t>
-      </w:r>
-      <w:proofErr w:type="spellStart"/>
-      <w:r>
-        <w:rPr>
-          <w:rStyle w:val="VerbatimChar"/>
-          <w:rFonts w:ascii="menlo" w:eastAsia="menlo" w:hAnsi="menlo" w:cs="menlo"/>
-          <w:color w:val="000000"/>
-          <w:sz w:val="18"/>
-          <w:shd w:val="clear" w:color="auto" w:fill="F8F8FA"/>
-        </w:rPr>
         <w:t>Time_taken_min</w:t>
       </w:r>
-      <w:proofErr w:type="spellEnd"/>
       <w:r>
         <w:rPr>
           <w:rFonts w:eastAsia="Georgia" w:hAnsi="Georgia" w:cs="Georgia"/>
@@ -642,15 +599,13 @@
         </w:rPr>
         <w:t xml:space="preserve"> for easier </w:t>
       </w:r>
-      <w:proofErr w:type="gramStart"/>
-      <w:r>
-        <w:rPr>
-          <w:rFonts w:eastAsia="Georgia" w:hAnsi="Georgia" w:cs="Georgia"/>
-          <w:color w:val="000000"/>
-        </w:rPr>
-        <w:t>processing .</w:t>
-      </w:r>
-      <w:proofErr w:type="gramEnd"/>
+      <w:r>
+        <w:rPr>
+          <w:rFonts w:eastAsia="Georgia" w:hAnsi="Georgia" w:cs="Georgia"/>
+          <w:color w:val="000000"/>
+        </w:rPr>
+        <w:t>processing.</w:t>
+      </w:r>
     </w:p>
     <w:p>
       <w:pPr>
@@ -667,15 +622,13 @@
         </w:rPr>
         <w:t xml:space="preserve">Numerical columns such as age, ratings, coordinates, vehicle condition, multiple deliveries, and target delivery time were converted into numeric </w:t>
       </w:r>
-      <w:proofErr w:type="gramStart"/>
-      <w:r>
-        <w:rPr>
-          <w:rFonts w:eastAsia="Georgia" w:hAnsi="Georgia" w:cs="Georgia"/>
-          <w:color w:val="000000"/>
-        </w:rPr>
-        <w:t>format .</w:t>
-      </w:r>
-      <w:proofErr w:type="gramEnd"/>
+      <w:r>
+        <w:rPr>
+          <w:rFonts w:eastAsia="Georgia" w:hAnsi="Georgia" w:cs="Georgia"/>
+          <w:color w:val="000000"/>
+        </w:rPr>
+        <w:t>format.</w:t>
+      </w:r>
     </w:p>
     <w:p>
       <w:pPr>
@@ -685,7 +638,6 @@
         </w:numPr>
         <w:spacing w:before="105" w:after="105" w:line="360" w:lineRule="auto"/>
       </w:pPr>
-      <w:proofErr w:type="spellStart"/>
       <w:r>
         <w:rPr>
           <w:rStyle w:val="VerbatimChar"/>
@@ -696,7 +648,6 @@
         </w:rPr>
         <w:t>Order_Date</w:t>
       </w:r>
-      <w:proofErr w:type="spellEnd"/>
       <w:r>
         <w:rPr>
           <w:rFonts w:eastAsia="Georgia" w:hAnsi="Georgia" w:cs="Georgia"/>
@@ -704,7 +655,6 @@
         </w:rPr>
         <w:t xml:space="preserve">, </w:t>
       </w:r>
-      <w:proofErr w:type="spellStart"/>
       <w:r>
         <w:rPr>
           <w:rStyle w:val="VerbatimChar"/>
@@ -715,7 +665,6 @@
         </w:rPr>
         <w:t>Time_Orderd</w:t>
       </w:r>
-      <w:proofErr w:type="spellEnd"/>
       <w:r>
         <w:rPr>
           <w:rFonts w:eastAsia="Georgia" w:hAnsi="Georgia" w:cs="Georgia"/>
@@ -723,7 +672,6 @@
         </w:rPr>
         <w:t xml:space="preserve">, and </w:t>
       </w:r>
-      <w:proofErr w:type="spellStart"/>
       <w:r>
         <w:rPr>
           <w:rStyle w:val="VerbatimChar"/>
@@ -734,7 +682,6 @@
         </w:rPr>
         <w:t>Time_Order_picked</w:t>
       </w:r>
-      <w:proofErr w:type="spellEnd"/>
       <w:r>
         <w:rPr>
           <w:rFonts w:eastAsia="Georgia" w:hAnsi="Georgia" w:cs="Georgia"/>
@@ -742,15 +689,13 @@
         </w:rPr>
         <w:t xml:space="preserve"> were converted into datetime </w:t>
       </w:r>
-      <w:proofErr w:type="gramStart"/>
-      <w:r>
-        <w:rPr>
-          <w:rFonts w:eastAsia="Georgia" w:hAnsi="Georgia" w:cs="Georgia"/>
-          <w:color w:val="000000"/>
-        </w:rPr>
-        <w:t>format .</w:t>
-      </w:r>
-      <w:proofErr w:type="gramEnd"/>
+      <w:r>
+        <w:rPr>
+          <w:rFonts w:eastAsia="Georgia" w:hAnsi="Georgia" w:cs="Georgia"/>
+          <w:color w:val="000000"/>
+        </w:rPr>
+        <w:t>format.</w:t>
+      </w:r>
     </w:p>
     <w:p>
       <w:pPr>
@@ -767,7 +712,6 @@
         </w:rPr>
         <w:t xml:space="preserve">Missing values in numerical columns such as </w:t>
       </w:r>
-      <w:proofErr w:type="spellStart"/>
       <w:r>
         <w:rPr>
           <w:rStyle w:val="VerbatimChar"/>
@@ -778,7 +722,6 @@
         </w:rPr>
         <w:t>Delivery_person_Age</w:t>
       </w:r>
-      <w:proofErr w:type="spellEnd"/>
       <w:r>
         <w:rPr>
           <w:rFonts w:eastAsia="Georgia" w:hAnsi="Georgia" w:cs="Georgia"/>
@@ -786,7 +729,6 @@
         </w:rPr>
         <w:t xml:space="preserve">, </w:t>
       </w:r>
-      <w:proofErr w:type="spellStart"/>
       <w:r>
         <w:rPr>
           <w:rStyle w:val="VerbatimChar"/>
@@ -797,7 +739,6 @@
         </w:rPr>
         <w:t>Delivery_person_Ratings</w:t>
       </w:r>
-      <w:proofErr w:type="spellEnd"/>
       <w:r>
         <w:rPr>
           <w:rFonts w:eastAsia="Georgia" w:hAnsi="Georgia" w:cs="Georgia"/>
@@ -805,7 +746,6 @@
         </w:rPr>
         <w:t xml:space="preserve">, </w:t>
       </w:r>
-      <w:proofErr w:type="spellStart"/>
       <w:r>
         <w:rPr>
           <w:rStyle w:val="VerbatimChar"/>
@@ -816,7 +756,6 @@
         </w:rPr>
         <w:t>multiple_deliveries</w:t>
       </w:r>
-      <w:proofErr w:type="spellEnd"/>
       <w:r>
         <w:rPr>
           <w:rFonts w:eastAsia="Georgia" w:hAnsi="Georgia" w:cs="Georgia"/>
@@ -824,7 +763,6 @@
         </w:rPr>
         <w:t xml:space="preserve">, and </w:t>
       </w:r>
-      <w:proofErr w:type="spellStart"/>
       <w:r>
         <w:rPr>
           <w:rStyle w:val="VerbatimChar"/>
@@ -835,7 +773,6 @@
         </w:rPr>
         <w:t>prep_time_min</w:t>
       </w:r>
-      <w:proofErr w:type="spellEnd"/>
       <w:r>
         <w:rPr>
           <w:rFonts w:eastAsia="Georgia" w:hAnsi="Georgia" w:cs="Georgia"/>
@@ -843,15 +780,13 @@
         </w:rPr>
         <w:t xml:space="preserve"> were filled using the </w:t>
       </w:r>
-      <w:proofErr w:type="gramStart"/>
-      <w:r>
-        <w:rPr>
-          <w:rFonts w:eastAsia="Georgia" w:hAnsi="Georgia" w:cs="Georgia"/>
-          <w:color w:val="000000"/>
-        </w:rPr>
-        <w:t>median .</w:t>
-      </w:r>
-      <w:proofErr w:type="gramEnd"/>
+      <w:r>
+        <w:rPr>
+          <w:rFonts w:eastAsia="Georgia" w:hAnsi="Georgia" w:cs="Georgia"/>
+          <w:color w:val="000000"/>
+        </w:rPr>
+        <w:t>median.</w:t>
+      </w:r>
     </w:p>
     <w:p>
       <w:pPr>
@@ -868,7 +803,6 @@
         </w:rPr>
         <w:t xml:space="preserve">Missing values in categorical columns such as </w:t>
       </w:r>
-      <w:proofErr w:type="spellStart"/>
       <w:r>
         <w:rPr>
           <w:rStyle w:val="VerbatimChar"/>
@@ -879,7 +813,6 @@
         </w:rPr>
         <w:t>Weather_conditions</w:t>
       </w:r>
-      <w:proofErr w:type="spellEnd"/>
       <w:r>
         <w:rPr>
           <w:rFonts w:eastAsia="Georgia" w:hAnsi="Georgia" w:cs="Georgia"/>
@@ -887,7 +820,6 @@
         </w:rPr>
         <w:t xml:space="preserve">, </w:t>
       </w:r>
-      <w:proofErr w:type="spellStart"/>
       <w:r>
         <w:rPr>
           <w:rStyle w:val="VerbatimChar"/>
@@ -898,7 +830,6 @@
         </w:rPr>
         <w:t>Road_traffic_density</w:t>
       </w:r>
-      <w:proofErr w:type="spellEnd"/>
       <w:r>
         <w:rPr>
           <w:rFonts w:eastAsia="Georgia" w:hAnsi="Georgia" w:cs="Georgia"/>
@@ -906,7 +837,6 @@
         </w:rPr>
         <w:t xml:space="preserve">, </w:t>
       </w:r>
-      <w:proofErr w:type="spellStart"/>
       <w:r>
         <w:rPr>
           <w:rStyle w:val="VerbatimChar"/>
@@ -917,7 +847,6 @@
         </w:rPr>
         <w:t>Type_of_order</w:t>
       </w:r>
-      <w:proofErr w:type="spellEnd"/>
       <w:r>
         <w:rPr>
           <w:rFonts w:eastAsia="Georgia" w:hAnsi="Georgia" w:cs="Georgia"/>
@@ -925,7 +854,6 @@
         </w:rPr>
         <w:t xml:space="preserve">, </w:t>
       </w:r>
-      <w:proofErr w:type="spellStart"/>
       <w:r>
         <w:rPr>
           <w:rStyle w:val="VerbatimChar"/>
@@ -936,7 +864,6 @@
         </w:rPr>
         <w:t>Type_of_vehicle</w:t>
       </w:r>
-      <w:proofErr w:type="spellEnd"/>
       <w:r>
         <w:rPr>
           <w:rFonts w:eastAsia="Georgia" w:hAnsi="Georgia" w:cs="Georgia"/>
@@ -978,15 +905,13 @@
         </w:rPr>
         <w:t xml:space="preserve"> were filled using the </w:t>
       </w:r>
-      <w:proofErr w:type="gramStart"/>
-      <w:r>
-        <w:rPr>
-          <w:rFonts w:eastAsia="Georgia" w:hAnsi="Georgia" w:cs="Georgia"/>
-          <w:color w:val="000000"/>
-        </w:rPr>
-        <w:t>mode .</w:t>
-      </w:r>
-      <w:proofErr w:type="gramEnd"/>
+      <w:r>
+        <w:rPr>
+          <w:rFonts w:eastAsia="Georgia" w:hAnsi="Georgia" w:cs="Georgia"/>
+          <w:color w:val="000000"/>
+        </w:rPr>
+        <w:t>mode.</w:t>
+      </w:r>
     </w:p>
     <w:p>
       <w:pPr>
@@ -999,7 +924,6 @@
         </w:rPr>
         <w:t xml:space="preserve">After preprocessing, most modeling fields were cleaned successfully, although </w:t>
       </w:r>
-      <w:proofErr w:type="spellStart"/>
       <w:r>
         <w:rPr>
           <w:rStyle w:val="VerbatimChar"/>
@@ -1010,7 +934,6 @@
         </w:rPr>
         <w:t>Time_Orderd</w:t>
       </w:r>
-      <w:proofErr w:type="spellEnd"/>
       <w:r>
         <w:rPr>
           <w:rFonts w:eastAsia="Georgia" w:hAnsi="Georgia" w:cs="Georgia"/>
@@ -1018,7 +941,6 @@
         </w:rPr>
         <w:t xml:space="preserve"> and </w:t>
       </w:r>
-      <w:proofErr w:type="spellStart"/>
       <w:r>
         <w:rPr>
           <w:rStyle w:val="VerbatimChar"/>
@@ -1029,7 +951,6 @@
         </w:rPr>
         <w:t>Time_Order_picked</w:t>
       </w:r>
-      <w:proofErr w:type="spellEnd"/>
       <w:r>
         <w:rPr>
           <w:rFonts w:eastAsia="Georgia" w:hAnsi="Georgia" w:cs="Georgia"/>
@@ -1037,7 +958,6 @@
         </w:rPr>
         <w:t xml:space="preserve"> still contained missing values because the engineered variable </w:t>
       </w:r>
-      <w:proofErr w:type="spellStart"/>
       <w:r>
         <w:rPr>
           <w:rStyle w:val="VerbatimChar"/>
@@ -1048,7 +968,6 @@
         </w:rPr>
         <w:t>prep_time_min</w:t>
       </w:r>
-      <w:proofErr w:type="spellEnd"/>
       <w:r>
         <w:rPr>
           <w:rFonts w:eastAsia="Georgia" w:hAnsi="Georgia" w:cs="Georgia"/>
@@ -1056,15 +975,13 @@
         </w:rPr>
         <w:t xml:space="preserve"> was used instead for the analysis </w:t>
       </w:r>
-      <w:proofErr w:type="gramStart"/>
-      <w:r>
-        <w:rPr>
-          <w:rFonts w:eastAsia="Georgia" w:hAnsi="Georgia" w:cs="Georgia"/>
-          <w:color w:val="000000"/>
-        </w:rPr>
-        <w:t>pipeline .</w:t>
-      </w:r>
-      <w:proofErr w:type="gramEnd"/>
+      <w:r>
+        <w:rPr>
+          <w:rFonts w:eastAsia="Georgia" w:hAnsi="Georgia" w:cs="Georgia"/>
+          <w:color w:val="000000"/>
+        </w:rPr>
+        <w:t>pipeline.</w:t>
+      </w:r>
     </w:p>
     <w:p>
       <w:pPr>
@@ -1094,15 +1011,13 @@
         </w:rPr>
         <w:t xml:space="preserve">Two additional features were created to improve the predictive quality of the </w:t>
       </w:r>
-      <w:proofErr w:type="gramStart"/>
-      <w:r>
-        <w:rPr>
-          <w:rFonts w:eastAsia="Georgia" w:hAnsi="Georgia" w:cs="Georgia"/>
-          <w:color w:val="000000"/>
-        </w:rPr>
-        <w:t>dataset .</w:t>
-      </w:r>
-      <w:proofErr w:type="gramEnd"/>
+      <w:r>
+        <w:rPr>
+          <w:rFonts w:eastAsia="Georgia" w:hAnsi="Georgia" w:cs="Georgia"/>
+          <w:color w:val="000000"/>
+        </w:rPr>
+        <w:t>dataset.</w:t>
+      </w:r>
     </w:p>
     <w:p>
       <w:pPr>
@@ -1132,7 +1047,6 @@
         </w:rPr>
         <w:t xml:space="preserve">A new feature called </w:t>
       </w:r>
-      <w:proofErr w:type="spellStart"/>
       <w:r>
         <w:rPr>
           <w:rStyle w:val="VerbatimChar"/>
@@ -1143,7 +1057,6 @@
         </w:rPr>
         <w:t>prep_time_min</w:t>
       </w:r>
-      <w:proofErr w:type="spellEnd"/>
       <w:r>
         <w:rPr>
           <w:rFonts w:eastAsia="Georgia" w:hAnsi="Georgia" w:cs="Georgia"/>
@@ -1151,15 +1064,13 @@
         </w:rPr>
         <w:t xml:space="preserve"> was created by calculating the difference between order time and pickup time in </w:t>
       </w:r>
-      <w:proofErr w:type="gramStart"/>
-      <w:r>
-        <w:rPr>
-          <w:rFonts w:eastAsia="Georgia" w:hAnsi="Georgia" w:cs="Georgia"/>
-          <w:color w:val="000000"/>
-        </w:rPr>
-        <w:t>minutes .</w:t>
-      </w:r>
-      <w:proofErr w:type="gramEnd"/>
+      <w:r>
+        <w:rPr>
+          <w:rFonts w:eastAsia="Georgia" w:hAnsi="Georgia" w:cs="Georgia"/>
+          <w:color w:val="000000"/>
+        </w:rPr>
+        <w:t>minutes.</w:t>
+      </w:r>
       <w:r>
         <w:rPr>
           <w:rFonts w:eastAsia="Georgia" w:hAnsi="Georgia" w:cs="Georgia"/>
@@ -1181,6 +1092,7 @@
           <w:color w:val="000000"/>
           <w:sz w:val="24"/>
         </w:rPr>
+        <w:lastRenderedPageBreak/>
         <w:t>5.2 Distance estimation</w:t>
       </w:r>
       <w:bookmarkEnd w:id="10"/>
@@ -1194,10 +1106,8 @@
           <w:rFonts w:eastAsia="Georgia" w:hAnsi="Georgia" w:cs="Georgia"/>
           <w:color w:val="000000"/>
         </w:rPr>
-        <w:lastRenderedPageBreak/>
         <w:t xml:space="preserve">A new feature called </w:t>
       </w:r>
-      <w:proofErr w:type="spellStart"/>
       <w:r>
         <w:rPr>
           <w:rStyle w:val="VerbatimChar"/>
@@ -1208,7 +1118,6 @@
         </w:rPr>
         <w:t>distance_km</w:t>
       </w:r>
-      <w:proofErr w:type="spellEnd"/>
       <w:r>
         <w:rPr>
           <w:rFonts w:eastAsia="Georgia" w:hAnsi="Georgia" w:cs="Georgia"/>
@@ -1216,15 +1125,13 @@
         </w:rPr>
         <w:t xml:space="preserve"> was generated using the Haversine formula based on restaurant and customer latitude and longitude </w:t>
       </w:r>
-      <w:proofErr w:type="gramStart"/>
-      <w:r>
-        <w:rPr>
-          <w:rFonts w:eastAsia="Georgia" w:hAnsi="Georgia" w:cs="Georgia"/>
-          <w:color w:val="000000"/>
-        </w:rPr>
-        <w:t>values .</w:t>
-      </w:r>
-      <w:proofErr w:type="gramEnd"/>
+      <w:r>
+        <w:rPr>
+          <w:rFonts w:eastAsia="Georgia" w:hAnsi="Georgia" w:cs="Georgia"/>
+          <w:color w:val="000000"/>
+        </w:rPr>
+        <w:t>values.</w:t>
+      </w:r>
       <w:r>
         <w:rPr>
           <w:rFonts w:eastAsia="Georgia" w:hAnsi="Georgia" w:cs="Georgia"/>
@@ -1261,15 +1168,13 @@
         </w:rPr>
         <w:t xml:space="preserve">FA2 requires summary analysis and visualizations such as histograms and correlation </w:t>
       </w:r>
-      <w:proofErr w:type="gramStart"/>
-      <w:r>
-        <w:rPr>
-          <w:rFonts w:eastAsia="Georgia" w:hAnsi="Georgia" w:cs="Georgia"/>
-          <w:color w:val="000000"/>
-        </w:rPr>
-        <w:t>matrices .</w:t>
-      </w:r>
-      <w:proofErr w:type="gramEnd"/>
+      <w:r>
+        <w:rPr>
+          <w:rFonts w:eastAsia="Georgia" w:hAnsi="Georgia" w:cs="Georgia"/>
+          <w:color w:val="000000"/>
+        </w:rPr>
+        <w:t>matrices.</w:t>
+      </w:r>
       <w:r>
         <w:rPr>
           <w:rFonts w:eastAsia="Georgia" w:hAnsi="Georgia" w:cs="Georgia"/>
@@ -1306,15 +1211,13 @@
         </w:rPr>
         <w:t xml:space="preserve">A histogram with kernel density estimation was used to visualize the distribution of delivery </w:t>
       </w:r>
-      <w:proofErr w:type="gramStart"/>
-      <w:r>
-        <w:rPr>
-          <w:rFonts w:eastAsia="Georgia" w:hAnsi="Georgia" w:cs="Georgia"/>
-          <w:color w:val="000000"/>
-        </w:rPr>
-        <w:t>time .</w:t>
-      </w:r>
-      <w:proofErr w:type="gramEnd"/>
+      <w:r>
+        <w:rPr>
+          <w:rFonts w:eastAsia="Georgia" w:hAnsi="Georgia" w:cs="Georgia"/>
+          <w:color w:val="000000"/>
+        </w:rPr>
+        <w:t>time.</w:t>
+      </w:r>
       <w:r>
         <w:rPr>
           <w:rFonts w:eastAsia="Georgia" w:hAnsi="Georgia" w:cs="Georgia"/>
@@ -1322,15 +1225,13 @@
         </w:rPr>
         <w:t xml:space="preserve"> The plot indicates that most deliveries are concentrated in a moderate time range, while longer delivery durations appear less </w:t>
       </w:r>
-      <w:proofErr w:type="gramStart"/>
-      <w:r>
-        <w:rPr>
-          <w:rFonts w:eastAsia="Georgia" w:hAnsi="Georgia" w:cs="Georgia"/>
-          <w:color w:val="000000"/>
-        </w:rPr>
-        <w:t>frequently .</w:t>
-      </w:r>
-      <w:proofErr w:type="gramEnd"/>
+      <w:r>
+        <w:rPr>
+          <w:rFonts w:eastAsia="Georgia" w:hAnsi="Georgia" w:cs="Georgia"/>
+          <w:color w:val="000000"/>
+        </w:rPr>
+        <w:t>frequently.</w:t>
+      </w:r>
     </w:p>
     <w:p>
       <w:pPr>
@@ -1360,15 +1261,13 @@
         </w:rPr>
         <w:t xml:space="preserve">A scatter plot was created to analyze the relationship between estimated travel distance and delivery </w:t>
       </w:r>
-      <w:proofErr w:type="gramStart"/>
-      <w:r>
-        <w:rPr>
-          <w:rFonts w:eastAsia="Georgia" w:hAnsi="Georgia" w:cs="Georgia"/>
-          <w:color w:val="000000"/>
-        </w:rPr>
-        <w:t>time .</w:t>
-      </w:r>
-      <w:proofErr w:type="gramEnd"/>
+      <w:r>
+        <w:rPr>
+          <w:rFonts w:eastAsia="Georgia" w:hAnsi="Georgia" w:cs="Georgia"/>
+          <w:color w:val="000000"/>
+        </w:rPr>
+        <w:t>time.</w:t>
+      </w:r>
       <w:r>
         <w:rPr>
           <w:rFonts w:eastAsia="Georgia" w:hAnsi="Georgia" w:cs="Georgia"/>
@@ -1376,15 +1275,13 @@
         </w:rPr>
         <w:t xml:space="preserve"> The plot shows variation in delivery duration across distances, although some large values suggest that a few coordinate pairs may not reflect realistic route distance </w:t>
       </w:r>
-      <w:proofErr w:type="gramStart"/>
-      <w:r>
-        <w:rPr>
-          <w:rFonts w:eastAsia="Georgia" w:hAnsi="Georgia" w:cs="Georgia"/>
-          <w:color w:val="000000"/>
-        </w:rPr>
-        <w:t>perfectly .</w:t>
-      </w:r>
-      <w:proofErr w:type="gramEnd"/>
+      <w:r>
+        <w:rPr>
+          <w:rFonts w:eastAsia="Georgia" w:hAnsi="Georgia" w:cs="Georgia"/>
+          <w:color w:val="000000"/>
+        </w:rPr>
+        <w:t>perfectly.</w:t>
+      </w:r>
     </w:p>
     <w:p>
       <w:pPr>
@@ -1414,15 +1311,13 @@
         </w:rPr>
         <w:t xml:space="preserve">A boxplot was used to compare delivery time across traffic categories such as Low, Medium, High, and </w:t>
       </w:r>
-      <w:proofErr w:type="gramStart"/>
-      <w:r>
-        <w:rPr>
-          <w:rFonts w:eastAsia="Georgia" w:hAnsi="Georgia" w:cs="Georgia"/>
-          <w:color w:val="000000"/>
-        </w:rPr>
-        <w:t>Jam .</w:t>
-      </w:r>
-      <w:proofErr w:type="gramEnd"/>
+      <w:r>
+        <w:rPr>
+          <w:rFonts w:eastAsia="Georgia" w:hAnsi="Georgia" w:cs="Georgia"/>
+          <w:color w:val="000000"/>
+        </w:rPr>
+        <w:t>Jam.</w:t>
+      </w:r>
       <w:r>
         <w:rPr>
           <w:rFonts w:eastAsia="Georgia" w:hAnsi="Georgia" w:cs="Georgia"/>
@@ -1430,15 +1325,13 @@
         </w:rPr>
         <w:t xml:space="preserve"> The visualization indicates that deliveries under Jam traffic tend to take longer than those under Low traffic </w:t>
       </w:r>
-      <w:proofErr w:type="gramStart"/>
-      <w:r>
-        <w:rPr>
-          <w:rFonts w:eastAsia="Georgia" w:hAnsi="Georgia" w:cs="Georgia"/>
-          <w:color w:val="000000"/>
-        </w:rPr>
-        <w:t>conditions .</w:t>
-      </w:r>
-      <w:proofErr w:type="gramEnd"/>
+      <w:r>
+        <w:rPr>
+          <w:rFonts w:eastAsia="Georgia" w:hAnsi="Georgia" w:cs="Georgia"/>
+          <w:color w:val="000000"/>
+        </w:rPr>
+        <w:t>conditions.</w:t>
+      </w:r>
     </w:p>
     <w:p>
       <w:pPr>
@@ -1468,15 +1361,13 @@
         </w:rPr>
         <w:t xml:space="preserve">A heatmap was used to study the correlation between selected numerical </w:t>
       </w:r>
-      <w:proofErr w:type="gramStart"/>
-      <w:r>
-        <w:rPr>
-          <w:rFonts w:eastAsia="Georgia" w:hAnsi="Georgia" w:cs="Georgia"/>
-          <w:color w:val="000000"/>
-        </w:rPr>
-        <w:t>variables .</w:t>
-      </w:r>
-      <w:proofErr w:type="gramEnd"/>
+      <w:r>
+        <w:rPr>
+          <w:rFonts w:eastAsia="Georgia" w:hAnsi="Georgia" w:cs="Georgia"/>
+          <w:color w:val="000000"/>
+        </w:rPr>
+        <w:t>variables.</w:t>
+      </w:r>
       <w:r>
         <w:rPr>
           <w:rFonts w:eastAsia="Georgia" w:hAnsi="Georgia" w:cs="Georgia"/>
@@ -1484,7 +1375,6 @@
         </w:rPr>
         <w:t xml:space="preserve"> The correlation matrix shows that </w:t>
       </w:r>
-      <w:proofErr w:type="spellStart"/>
       <w:r>
         <w:rPr>
           <w:rStyle w:val="VerbatimChar"/>
@@ -1495,7 +1385,6 @@
         </w:rPr>
         <w:t>multiple_deliveries</w:t>
       </w:r>
-      <w:proofErr w:type="spellEnd"/>
       <w:r>
         <w:rPr>
           <w:rFonts w:eastAsia="Georgia" w:hAnsi="Georgia" w:cs="Georgia"/>
@@ -1503,7 +1392,6 @@
         </w:rPr>
         <w:t xml:space="preserve"> has a positive relationship with delivery time, while </w:t>
       </w:r>
-      <w:proofErr w:type="spellStart"/>
       <w:r>
         <w:rPr>
           <w:rStyle w:val="VerbatimChar"/>
@@ -1514,7 +1402,6 @@
         </w:rPr>
         <w:t>Delivery_person_Ratings</w:t>
       </w:r>
-      <w:proofErr w:type="spellEnd"/>
       <w:r>
         <w:rPr>
           <w:rFonts w:eastAsia="Georgia" w:hAnsi="Georgia" w:cs="Georgia"/>
@@ -1522,7 +1409,6 @@
         </w:rPr>
         <w:t xml:space="preserve"> and </w:t>
       </w:r>
-      <w:proofErr w:type="spellStart"/>
       <w:r>
         <w:rPr>
           <w:rStyle w:val="VerbatimChar"/>
@@ -1533,7 +1419,6 @@
         </w:rPr>
         <w:t>Vehicle_condition</w:t>
       </w:r>
-      <w:proofErr w:type="spellEnd"/>
       <w:r>
         <w:rPr>
           <w:rFonts w:eastAsia="Georgia" w:hAnsi="Georgia" w:cs="Georgia"/>
@@ -1541,15 +1426,13 @@
         </w:rPr>
         <w:t xml:space="preserve"> show negative relationships with delivery </w:t>
       </w:r>
-      <w:proofErr w:type="gramStart"/>
-      <w:r>
-        <w:rPr>
-          <w:rFonts w:eastAsia="Georgia" w:hAnsi="Georgia" w:cs="Georgia"/>
-          <w:color w:val="000000"/>
-        </w:rPr>
-        <w:t>duration .</w:t>
-      </w:r>
-      <w:proofErr w:type="gramEnd"/>
+      <w:r>
+        <w:rPr>
+          <w:rFonts w:eastAsia="Georgia" w:hAnsi="Georgia" w:cs="Georgia"/>
+          <w:color w:val="000000"/>
+        </w:rPr>
+        <w:t>duration.</w:t>
+      </w:r>
     </w:p>
     <w:p>
       <w:pPr>
@@ -1579,15 +1462,13 @@
         </w:rPr>
         <w:t xml:space="preserve">FA2 requires at least one statistical or machine learning technique such as regression, classification, or </w:t>
       </w:r>
-      <w:proofErr w:type="gramStart"/>
-      <w:r>
-        <w:rPr>
-          <w:rFonts w:eastAsia="Georgia" w:hAnsi="Georgia" w:cs="Georgia"/>
-          <w:color w:val="000000"/>
-        </w:rPr>
-        <w:t>clustering .</w:t>
-      </w:r>
-      <w:proofErr w:type="gramEnd"/>
+      <w:r>
+        <w:rPr>
+          <w:rFonts w:eastAsia="Georgia" w:hAnsi="Georgia" w:cs="Georgia"/>
+          <w:color w:val="000000"/>
+        </w:rPr>
+        <w:t>clustering.</w:t>
+      </w:r>
       <w:r>
         <w:rPr>
           <w:rFonts w:eastAsia="Georgia" w:hAnsi="Georgia" w:cs="Georgia"/>
@@ -1610,15 +1491,13 @@
         </w:rPr>
         <w:t xml:space="preserve"> was applied because the target variable is continuous and represents time in </w:t>
       </w:r>
-      <w:proofErr w:type="gramStart"/>
-      <w:r>
-        <w:rPr>
-          <w:rFonts w:eastAsia="Georgia" w:hAnsi="Georgia" w:cs="Georgia"/>
-          <w:color w:val="000000"/>
-        </w:rPr>
-        <w:t>minutes .</w:t>
-      </w:r>
-      <w:proofErr w:type="gramEnd"/>
+      <w:r>
+        <w:rPr>
+          <w:rFonts w:eastAsia="Georgia" w:hAnsi="Georgia" w:cs="Georgia"/>
+          <w:color w:val="000000"/>
+        </w:rPr>
+        <w:t>minutes.</w:t>
+      </w:r>
     </w:p>
     <w:p>
       <w:pPr>
@@ -1633,6 +1512,7 @@
           <w:color w:val="000000"/>
           <w:sz w:val="24"/>
         </w:rPr>
+        <w:lastRenderedPageBreak/>
         <w:t>Model inputs</w:t>
       </w:r>
       <w:bookmarkEnd w:id="17"/>
@@ -1646,18 +1526,15 @@
           <w:rFonts w:eastAsia="Georgia" w:hAnsi="Georgia" w:cs="Georgia"/>
           <w:color w:val="000000"/>
         </w:rPr>
-        <w:lastRenderedPageBreak/>
         <w:t xml:space="preserve">The following features were used in the </w:t>
       </w:r>
-      <w:proofErr w:type="gramStart"/>
-      <w:r>
-        <w:rPr>
-          <w:rFonts w:eastAsia="Georgia" w:hAnsi="Georgia" w:cs="Georgia"/>
-          <w:color w:val="000000"/>
-        </w:rPr>
-        <w:t>model :</w:t>
-      </w:r>
-      <w:proofErr w:type="gramEnd"/>
+      <w:r>
+        <w:rPr>
+          <w:rFonts w:eastAsia="Georgia" w:hAnsi="Georgia" w:cs="Georgia"/>
+          <w:color w:val="000000"/>
+        </w:rPr>
+        <w:t>model:</w:t>
+      </w:r>
     </w:p>
     <w:p>
       <w:pPr>
@@ -1879,15 +1756,13 @@
         </w:rPr>
         <w:t xml:space="preserve">The data was split into training and testing sets using an 80:20 </w:t>
       </w:r>
-      <w:proofErr w:type="gramStart"/>
-      <w:r>
-        <w:rPr>
-          <w:rFonts w:eastAsia="Georgia" w:hAnsi="Georgia" w:cs="Georgia"/>
-          <w:color w:val="000000"/>
-        </w:rPr>
-        <w:t>ratio .</w:t>
-      </w:r>
-      <w:proofErr w:type="gramEnd"/>
+      <w:r>
+        <w:rPr>
+          <w:rFonts w:eastAsia="Georgia" w:hAnsi="Georgia" w:cs="Georgia"/>
+          <w:color w:val="000000"/>
+        </w:rPr>
+        <w:t>ratio.</w:t>
+      </w:r>
       <w:r>
         <w:rPr>
           <w:rFonts w:eastAsia="Georgia" w:hAnsi="Georgia" w:cs="Georgia"/>
@@ -1895,15 +1770,13 @@
         </w:rPr>
         <w:t xml:space="preserve"> Numerical variables were imputed using median values, categorical variables were encoded using one-hot encoding, and the processed data was passed into a Random Forest Regressor with 100 </w:t>
       </w:r>
-      <w:proofErr w:type="gramStart"/>
-      <w:r>
-        <w:rPr>
-          <w:rFonts w:eastAsia="Georgia" w:hAnsi="Georgia" w:cs="Georgia"/>
-          <w:color w:val="000000"/>
-        </w:rPr>
-        <w:t>estimators .</w:t>
-      </w:r>
-      <w:proofErr w:type="gramEnd"/>
+      <w:r>
+        <w:rPr>
+          <w:rFonts w:eastAsia="Georgia" w:hAnsi="Georgia" w:cs="Georgia"/>
+          <w:color w:val="000000"/>
+        </w:rPr>
+        <w:t>estimators.</w:t>
+      </w:r>
     </w:p>
     <w:p>
       <w:pPr>
@@ -1933,15 +1806,13 @@
         </w:rPr>
         <w:t xml:space="preserve">The model was evaluated using Mean Absolute Error (MAE), Root Mean Squared Error (RMSE), and R2 </w:t>
       </w:r>
-      <w:proofErr w:type="gramStart"/>
-      <w:r>
-        <w:rPr>
-          <w:rFonts w:eastAsia="Georgia" w:hAnsi="Georgia" w:cs="Georgia"/>
-          <w:color w:val="000000"/>
-        </w:rPr>
-        <w:t>Score .</w:t>
-      </w:r>
-      <w:proofErr w:type="gramEnd"/>
+      <w:r>
+        <w:rPr>
+          <w:rFonts w:eastAsia="Georgia" w:hAnsi="Georgia" w:cs="Georgia"/>
+          <w:color w:val="000000"/>
+        </w:rPr>
+        <w:t>Score.</w:t>
+      </w:r>
     </w:p>
     <w:tbl>
       <w:tblPr>
@@ -2180,6 +2051,7 @@
           <w:rFonts w:eastAsia="Georgia" w:hAnsi="Georgia" w:cs="Georgia"/>
           <w:color w:val="000000"/>
         </w:rPr>
+        <w:lastRenderedPageBreak/>
         <w:t xml:space="preserve">The </w:t>
       </w:r>
       <w:r>
@@ -2212,15 +2084,13 @@
         </w:rPr>
         <w:t xml:space="preserve"> of the variation in delivery </w:t>
       </w:r>
-      <w:proofErr w:type="gramStart"/>
-      <w:r>
-        <w:rPr>
-          <w:rFonts w:eastAsia="Georgia" w:hAnsi="Georgia" w:cs="Georgia"/>
-          <w:color w:val="000000"/>
-        </w:rPr>
-        <w:t>time .</w:t>
-      </w:r>
-      <w:proofErr w:type="gramEnd"/>
+      <w:r>
+        <w:rPr>
+          <w:rFonts w:eastAsia="Georgia" w:hAnsi="Georgia" w:cs="Georgia"/>
+          <w:color w:val="000000"/>
+        </w:rPr>
+        <w:t>time.</w:t>
+      </w:r>
       <w:r>
         <w:rPr>
           <w:rFonts w:eastAsia="Georgia" w:hAnsi="Georgia" w:cs="Georgia"/>
@@ -2243,15 +2113,13 @@
         </w:rPr>
         <w:t xml:space="preserve">, which is acceptable for this academic use </w:t>
       </w:r>
-      <w:proofErr w:type="gramStart"/>
-      <w:r>
-        <w:rPr>
-          <w:rFonts w:eastAsia="Georgia" w:hAnsi="Georgia" w:cs="Georgia"/>
-          <w:color w:val="000000"/>
-        </w:rPr>
-        <w:t>case .</w:t>
-      </w:r>
-      <w:proofErr w:type="gramEnd"/>
+      <w:r>
+        <w:rPr>
+          <w:rFonts w:eastAsia="Georgia" w:hAnsi="Georgia" w:cs="Georgia"/>
+          <w:color w:val="000000"/>
+        </w:rPr>
+        <w:t>case.</w:t>
+      </w:r>
     </w:p>
     <w:p>
       <w:pPr>
@@ -2266,84 +2134,328 @@
           <w:color w:val="000000"/>
           <w:sz w:val="24"/>
         </w:rPr>
+        <w:t>9. Results Interpretation</w:t>
+      </w:r>
+      <w:bookmarkEnd w:id="20"/>
+    </w:p>
+    <w:p>
+      <w:pPr>
+        <w:spacing w:after="210" w:line="360" w:lineRule="auto"/>
+      </w:pPr>
+      <w:r>
+        <w:rPr>
+          <w:rFonts w:eastAsia="Georgia" w:hAnsi="Georgia" w:cs="Georgia"/>
+          <w:color w:val="000000"/>
+        </w:rPr>
+        <w:t xml:space="preserve">The analysis suggests that food delivery time is influenced by operational factors such as traffic density, number of deliveries, rider characteristics, and location-related </w:t>
+      </w:r>
+      <w:r>
+        <w:rPr>
+          <w:rFonts w:eastAsia="Georgia" w:hAnsi="Georgia" w:cs="Georgia"/>
+          <w:color w:val="000000"/>
+        </w:rPr>
+        <w:t>information.</w:t>
+      </w:r>
+      <w:r>
+        <w:rPr>
+          <w:rFonts w:eastAsia="Georgia" w:hAnsi="Georgia" w:cs="Georgia"/>
+          <w:color w:val="000000"/>
+        </w:rPr>
+        <w:t xml:space="preserve"> Deliveries in heavy traffic conditions tend to take longer, while better rider ratings and better vehicle condition are associated with shorter delivery times in the correlation </w:t>
+      </w:r>
+      <w:r>
+        <w:rPr>
+          <w:rFonts w:eastAsia="Georgia" w:hAnsi="Georgia" w:cs="Georgia"/>
+          <w:color w:val="000000"/>
+        </w:rPr>
+        <w:t>analysis.</w:t>
+      </w:r>
+    </w:p>
+    <w:p>
+      <w:pPr>
+        <w:spacing w:after="210" w:line="360" w:lineRule="auto"/>
+        <w:rPr>
+          <w:rFonts w:eastAsia="Georgia" w:hAnsi="Georgia" w:cs="Georgia"/>
+          <w:color w:val="000000"/>
+        </w:rPr>
+      </w:pPr>
+      <w:r>
+        <w:rPr>
+          <w:rFonts w:eastAsia="Georgia" w:hAnsi="Georgia" w:cs="Georgia"/>
+          <w:color w:val="000000"/>
+        </w:rPr>
+        <w:t xml:space="preserve">The actual-versus-predicted scatter plot shows that the model captures the general trend of delivery time effectively, although some spread is still present due to natural variability in logistics </w:t>
+      </w:r>
+      <w:r>
+        <w:rPr>
+          <w:rFonts w:eastAsia="Georgia" w:hAnsi="Georgia" w:cs="Georgia"/>
+          <w:color w:val="000000"/>
+        </w:rPr>
+        <w:t>data.</w:t>
+      </w:r>
+      <w:r>
+        <w:rPr>
+          <w:rFonts w:eastAsia="Georgia" w:hAnsi="Georgia" w:cs="Georgia"/>
+          <w:color w:val="000000"/>
+        </w:rPr>
+        <w:t xml:space="preserve"> Overall, the model provides a useful predictive framework for estimating delivery duration and studying logistics </w:t>
+      </w:r>
+      <w:r>
+        <w:rPr>
+          <w:rFonts w:eastAsia="Georgia" w:hAnsi="Georgia" w:cs="Georgia"/>
+          <w:color w:val="000000"/>
+        </w:rPr>
+        <w:t>performance.</w:t>
+      </w:r>
+    </w:p>
+    <w:p>
+      <w:pPr>
+        <w:spacing w:after="210" w:line="360" w:lineRule="auto"/>
+        <w:rPr>
+          <w:rFonts w:eastAsia="Georgia" w:hAnsi="Georgia" w:cs="Georgia"/>
+          <w:color w:val="000000"/>
+        </w:rPr>
+      </w:pPr>
+      <w:r>
+        <w:rPr>
+          <w:noProof/>
+        </w:rPr>
+        <w:drawing>
+          <wp:inline distT="0" distB="0" distL="0" distR="0" wp14:anchorId="117490B6" wp14:editId="7DAFB0D2">
+            <wp:extent cx="2863337" cy="2209800"/>
+            <wp:effectExtent l="0" t="0" r="0" b="0"/>
+            <wp:docPr id="2003462714" name="Picture 1"/>
+            <wp:cNvGraphicFramePr>
+              <a:graphicFrameLocks xmlns:a="http://schemas.openxmlformats.org/drawingml/2006/main" noChangeAspect="1"/>
+            </wp:cNvGraphicFramePr>
+            <a:graphic xmlns:a="http://schemas.openxmlformats.org/drawingml/2006/main">
+              <a:graphicData uri="http://schemas.openxmlformats.org/drawingml/2006/picture">
+                <pic:pic xmlns:pic="http://schemas.openxmlformats.org/drawingml/2006/picture">
+                  <pic:nvPicPr>
+                    <pic:cNvPr id="2003462714" name="Picture 2003462714"/>
+                    <pic:cNvPicPr/>
+                  </pic:nvPicPr>
+                  <pic:blipFill>
+                    <a:blip r:embed="rId5">
+                      <a:extLst>
+                        <a:ext uri="{28A0092B-C50C-407E-A947-70E740481C1C}">
+                          <a14:useLocalDpi xmlns:a14="http://schemas.microsoft.com/office/drawing/2010/main" val="0"/>
+                        </a:ext>
+                      </a:extLst>
+                    </a:blip>
+                    <a:stretch>
+                      <a:fillRect/>
+                    </a:stretch>
+                  </pic:blipFill>
+                  <pic:spPr>
+                    <a:xfrm>
+                      <a:off x="0" y="0"/>
+                      <a:ext cx="2868433" cy="2213733"/>
+                    </a:xfrm>
+                    <a:prstGeom prst="rect">
+                      <a:avLst/>
+                    </a:prstGeom>
+                  </pic:spPr>
+                </pic:pic>
+              </a:graphicData>
+            </a:graphic>
+          </wp:inline>
+        </w:drawing>
+      </w:r>
+      <w:r>
+        <w:rPr>
+          <w:noProof/>
+        </w:rPr>
+        <w:drawing>
+          <wp:inline distT="0" distB="0" distL="0" distR="0" wp14:anchorId="1A7F9D60" wp14:editId="79749BCD">
+            <wp:extent cx="3143250" cy="2144418"/>
+            <wp:effectExtent l="0" t="0" r="0" b="8255"/>
+            <wp:docPr id="82453937" name="Picture 3"/>
+            <wp:cNvGraphicFramePr>
+              <a:graphicFrameLocks xmlns:a="http://schemas.openxmlformats.org/drawingml/2006/main" noChangeAspect="1"/>
+            </wp:cNvGraphicFramePr>
+            <a:graphic xmlns:a="http://schemas.openxmlformats.org/drawingml/2006/main">
+              <a:graphicData uri="http://schemas.openxmlformats.org/drawingml/2006/picture">
+                <pic:pic xmlns:pic="http://schemas.openxmlformats.org/drawingml/2006/picture">
+                  <pic:nvPicPr>
+                    <pic:cNvPr id="82453937" name="Picture 82453937"/>
+                    <pic:cNvPicPr/>
+                  </pic:nvPicPr>
+                  <pic:blipFill>
+                    <a:blip r:embed="rId6">
+                      <a:extLst>
+                        <a:ext uri="{28A0092B-C50C-407E-A947-70E740481C1C}">
+                          <a14:useLocalDpi xmlns:a14="http://schemas.microsoft.com/office/drawing/2010/main" val="0"/>
+                        </a:ext>
+                      </a:extLst>
+                    </a:blip>
+                    <a:stretch>
+                      <a:fillRect/>
+                    </a:stretch>
+                  </pic:blipFill>
+                  <pic:spPr>
+                    <a:xfrm>
+                      <a:off x="0" y="0"/>
+                      <a:ext cx="3157647" cy="2154240"/>
+                    </a:xfrm>
+                    <a:prstGeom prst="rect">
+                      <a:avLst/>
+                    </a:prstGeom>
+                  </pic:spPr>
+                </pic:pic>
+              </a:graphicData>
+            </a:graphic>
+          </wp:inline>
+        </w:drawing>
+      </w:r>
+      <w:r>
+        <w:rPr>
+          <w:noProof/>
+        </w:rPr>
+        <w:drawing>
+          <wp:inline distT="0" distB="0" distL="0" distR="0" wp14:anchorId="74F4C259" wp14:editId="2BEF949B">
+            <wp:extent cx="3009900" cy="2009448"/>
+            <wp:effectExtent l="0" t="0" r="0" b="0"/>
+            <wp:docPr id="351789344" name="Picture 4"/>
+            <wp:cNvGraphicFramePr>
+              <a:graphicFrameLocks xmlns:a="http://schemas.openxmlformats.org/drawingml/2006/main" noChangeAspect="1"/>
+            </wp:cNvGraphicFramePr>
+            <a:graphic xmlns:a="http://schemas.openxmlformats.org/drawingml/2006/main">
+              <a:graphicData uri="http://schemas.openxmlformats.org/drawingml/2006/picture">
+                <pic:pic xmlns:pic="http://schemas.openxmlformats.org/drawingml/2006/picture">
+                  <pic:nvPicPr>
+                    <pic:cNvPr id="351789344" name="Picture 351789344"/>
+                    <pic:cNvPicPr/>
+                  </pic:nvPicPr>
+                  <pic:blipFill>
+                    <a:blip r:embed="rId7">
+                      <a:extLst>
+                        <a:ext uri="{28A0092B-C50C-407E-A947-70E740481C1C}">
+                          <a14:useLocalDpi xmlns:a14="http://schemas.microsoft.com/office/drawing/2010/main" val="0"/>
+                        </a:ext>
+                      </a:extLst>
+                    </a:blip>
+                    <a:stretch>
+                      <a:fillRect/>
+                    </a:stretch>
+                  </pic:blipFill>
+                  <pic:spPr>
+                    <a:xfrm>
+                      <a:off x="0" y="0"/>
+                      <a:ext cx="3014805" cy="2012723"/>
+                    </a:xfrm>
+                    <a:prstGeom prst="rect">
+                      <a:avLst/>
+                    </a:prstGeom>
+                  </pic:spPr>
+                </pic:pic>
+              </a:graphicData>
+            </a:graphic>
+          </wp:inline>
+        </w:drawing>
+      </w:r>
+      <w:r>
+        <w:rPr>
+          <w:noProof/>
+        </w:rPr>
+        <w:drawing>
+          <wp:inline distT="0" distB="0" distL="0" distR="0" wp14:anchorId="1E4AD2A5" wp14:editId="4AFFC91E">
+            <wp:extent cx="3009900" cy="2059455"/>
+            <wp:effectExtent l="0" t="0" r="0" b="0"/>
+            <wp:docPr id="530788667" name="Picture 5"/>
+            <wp:cNvGraphicFramePr>
+              <a:graphicFrameLocks xmlns:a="http://schemas.openxmlformats.org/drawingml/2006/main" noChangeAspect="1"/>
+            </wp:cNvGraphicFramePr>
+            <a:graphic xmlns:a="http://schemas.openxmlformats.org/drawingml/2006/main">
+              <a:graphicData uri="http://schemas.openxmlformats.org/drawingml/2006/picture">
+                <pic:pic xmlns:pic="http://schemas.openxmlformats.org/drawingml/2006/picture">
+                  <pic:nvPicPr>
+                    <pic:cNvPr id="530788667" name="Picture 530788667"/>
+                    <pic:cNvPicPr/>
+                  </pic:nvPicPr>
+                  <pic:blipFill>
+                    <a:blip r:embed="rId8">
+                      <a:extLst>
+                        <a:ext uri="{28A0092B-C50C-407E-A947-70E740481C1C}">
+                          <a14:useLocalDpi xmlns:a14="http://schemas.microsoft.com/office/drawing/2010/main" val="0"/>
+                        </a:ext>
+                      </a:extLst>
+                    </a:blip>
+                    <a:stretch>
+                      <a:fillRect/>
+                    </a:stretch>
+                  </pic:blipFill>
+                  <pic:spPr>
+                    <a:xfrm>
+                      <a:off x="0" y="0"/>
+                      <a:ext cx="3015043" cy="2062974"/>
+                    </a:xfrm>
+                    <a:prstGeom prst="rect">
+                      <a:avLst/>
+                    </a:prstGeom>
+                  </pic:spPr>
+                </pic:pic>
+              </a:graphicData>
+            </a:graphic>
+          </wp:inline>
+        </w:drawing>
+      </w:r>
+    </w:p>
+    <w:p>
+      <w:pPr>
+        <w:spacing w:after="210" w:line="360" w:lineRule="auto"/>
+        <w:rPr>
+          <w:rFonts w:eastAsia="Georgia" w:hAnsi="Georgia" w:cs="Georgia"/>
+          <w:color w:val="000000"/>
+        </w:rPr>
+      </w:pPr>
+      <w:r>
+        <w:rPr>
+          <w:noProof/>
+        </w:rPr>
         <w:lastRenderedPageBreak/>
-        <w:t>9. Results Interpretation</w:t>
-      </w:r>
-      <w:bookmarkEnd w:id="20"/>
-    </w:p>
-    <w:p>
-      <w:pPr>
-        <w:spacing w:after="210" w:line="360" w:lineRule="auto"/>
-      </w:pPr>
-      <w:r>
-        <w:rPr>
-          <w:rFonts w:eastAsia="Georgia" w:hAnsi="Georgia" w:cs="Georgia"/>
-          <w:color w:val="000000"/>
-        </w:rPr>
-        <w:t xml:space="preserve">The analysis suggests that food delivery time is influenced by operational factors such as traffic density, number of deliveries, rider characteristics, and location-related </w:t>
-      </w:r>
-      <w:proofErr w:type="gramStart"/>
-      <w:r>
-        <w:rPr>
-          <w:rFonts w:eastAsia="Georgia" w:hAnsi="Georgia" w:cs="Georgia"/>
-          <w:color w:val="000000"/>
-        </w:rPr>
-        <w:t>information .</w:t>
-      </w:r>
-      <w:proofErr w:type="gramEnd"/>
-      <w:r>
-        <w:rPr>
-          <w:rFonts w:eastAsia="Georgia" w:hAnsi="Georgia" w:cs="Georgia"/>
-          <w:color w:val="000000"/>
-        </w:rPr>
-        <w:t xml:space="preserve"> Deliveries in heavy traffic conditions tend to take longer, while better rider ratings and better vehicle condition are associated with shorter delivery times in the correlation </w:t>
-      </w:r>
-      <w:proofErr w:type="gramStart"/>
-      <w:r>
-        <w:rPr>
-          <w:rFonts w:eastAsia="Georgia" w:hAnsi="Georgia" w:cs="Georgia"/>
-          <w:color w:val="000000"/>
-        </w:rPr>
-        <w:t>analysis .</w:t>
-      </w:r>
-      <w:proofErr w:type="gramEnd"/>
-    </w:p>
-    <w:p>
-      <w:pPr>
-        <w:spacing w:after="210" w:line="360" w:lineRule="auto"/>
-      </w:pPr>
-      <w:r>
-        <w:rPr>
-          <w:rFonts w:eastAsia="Georgia" w:hAnsi="Georgia" w:cs="Georgia"/>
-          <w:color w:val="000000"/>
-        </w:rPr>
-        <w:t xml:space="preserve">The actual-versus-predicted scatter plot shows that the model captures the general trend of delivery time effectively, although some spread is still present due to natural variability in logistics </w:t>
-      </w:r>
-      <w:proofErr w:type="gramStart"/>
-      <w:r>
-        <w:rPr>
-          <w:rFonts w:eastAsia="Georgia" w:hAnsi="Georgia" w:cs="Georgia"/>
-          <w:color w:val="000000"/>
-        </w:rPr>
-        <w:t>data .</w:t>
-      </w:r>
-      <w:proofErr w:type="gramEnd"/>
-      <w:r>
-        <w:rPr>
-          <w:rFonts w:eastAsia="Georgia" w:hAnsi="Georgia" w:cs="Georgia"/>
-          <w:color w:val="000000"/>
-        </w:rPr>
-        <w:t xml:space="preserve"> Overall, the model provides a useful predictive framework for estimating delivery duration and studying logistics </w:t>
-      </w:r>
-      <w:proofErr w:type="gramStart"/>
-      <w:r>
-        <w:rPr>
-          <w:rFonts w:eastAsia="Georgia" w:hAnsi="Georgia" w:cs="Georgia"/>
-          <w:color w:val="000000"/>
-        </w:rPr>
-        <w:t>performance .</w:t>
-      </w:r>
-      <w:proofErr w:type="gramEnd"/>
+        <w:drawing>
+          <wp:inline distT="0" distB="0" distL="0" distR="0" wp14:anchorId="0E8C700E" wp14:editId="50D492E1">
+            <wp:extent cx="6019800" cy="4453133"/>
+            <wp:effectExtent l="0" t="0" r="0" b="5080"/>
+            <wp:docPr id="2081826328" name="Picture 2"/>
+            <wp:cNvGraphicFramePr>
+              <a:graphicFrameLocks xmlns:a="http://schemas.openxmlformats.org/drawingml/2006/main" noChangeAspect="1"/>
+            </wp:cNvGraphicFramePr>
+            <a:graphic xmlns:a="http://schemas.openxmlformats.org/drawingml/2006/main">
+              <a:graphicData uri="http://schemas.openxmlformats.org/drawingml/2006/picture">
+                <pic:pic xmlns:pic="http://schemas.openxmlformats.org/drawingml/2006/picture">
+                  <pic:nvPicPr>
+                    <pic:cNvPr id="2081826328" name="Picture 2081826328"/>
+                    <pic:cNvPicPr/>
+                  </pic:nvPicPr>
+                  <pic:blipFill>
+                    <a:blip r:embed="rId9">
+                      <a:extLst>
+                        <a:ext uri="{28A0092B-C50C-407E-A947-70E740481C1C}">
+                          <a14:useLocalDpi xmlns:a14="http://schemas.microsoft.com/office/drawing/2010/main" val="0"/>
+                        </a:ext>
+                      </a:extLst>
+                    </a:blip>
+                    <a:stretch>
+                      <a:fillRect/>
+                    </a:stretch>
+                  </pic:blipFill>
+                  <pic:spPr>
+                    <a:xfrm>
+                      <a:off x="0" y="0"/>
+                      <a:ext cx="6025000" cy="4456979"/>
+                    </a:xfrm>
+                    <a:prstGeom prst="rect">
+                      <a:avLst/>
+                    </a:prstGeom>
+                  </pic:spPr>
+                </pic:pic>
+              </a:graphicData>
+            </a:graphic>
+          </wp:inline>
+        </w:drawing>
+      </w:r>
     </w:p>
     <w:p>
       <w:pPr>
@@ -2373,15 +2485,13 @@
         </w:rPr>
         <w:t xml:space="preserve">The dataset is valuable because it supports both academic analysis and practical operational </w:t>
       </w:r>
-      <w:proofErr w:type="gramStart"/>
-      <w:r>
-        <w:rPr>
-          <w:rFonts w:eastAsia="Georgia" w:hAnsi="Georgia" w:cs="Georgia"/>
-          <w:color w:val="000000"/>
-        </w:rPr>
-        <w:t>understanding .</w:t>
-      </w:r>
-      <w:proofErr w:type="gramEnd"/>
+      <w:r>
+        <w:rPr>
+          <w:rFonts w:eastAsia="Georgia" w:hAnsi="Georgia" w:cs="Georgia"/>
+          <w:color w:val="000000"/>
+        </w:rPr>
+        <w:t>understanding.</w:t>
+      </w:r>
       <w:r>
         <w:rPr>
           <w:rFonts w:eastAsia="Georgia" w:hAnsi="Georgia" w:cs="Georgia"/>
@@ -2498,15 +2608,13 @@
         </w:rPr>
         <w:t xml:space="preserve">Despite its usefulness, the dataset has a few </w:t>
       </w:r>
-      <w:proofErr w:type="gramStart"/>
-      <w:r>
-        <w:rPr>
-          <w:rFonts w:eastAsia="Georgia" w:hAnsi="Georgia" w:cs="Georgia"/>
-          <w:color w:val="000000"/>
-        </w:rPr>
-        <w:t>limitations .</w:t>
-      </w:r>
-      <w:proofErr w:type="gramEnd"/>
+      <w:r>
+        <w:rPr>
+          <w:rFonts w:eastAsia="Georgia" w:hAnsi="Georgia" w:cs="Georgia"/>
+          <w:color w:val="000000"/>
+        </w:rPr>
+        <w:t>limitations.</w:t>
+      </w:r>
     </w:p>
     <w:p>
       <w:pPr>
@@ -2516,23 +2624,14 @@
         </w:numPr>
         <w:spacing w:before="105" w:after="105" w:line="360" w:lineRule="auto"/>
       </w:pPr>
-      <w:proofErr w:type="spellStart"/>
-      <w:r>
-        <w:rPr>
-          <w:rFonts w:eastAsia="Georgia" w:hAnsi="Georgia" w:cs="Georgia"/>
-          <w:color w:val="000000"/>
-        </w:rPr>
-        <w:t>Some time</w:t>
-      </w:r>
-      <w:proofErr w:type="spellEnd"/>
-      <w:r>
-        <w:rPr>
-          <w:rFonts w:eastAsia="Georgia" w:hAnsi="Georgia" w:cs="Georgia"/>
-          <w:color w:val="000000"/>
-        </w:rPr>
-        <w:t xml:space="preserve"> fields still contain missing values after preprocessing, although this did not stop the model because </w:t>
-      </w:r>
-      <w:proofErr w:type="spellStart"/>
+      <w:r>
+        <w:rPr>
+          <w:rFonts w:eastAsia="Georgia" w:hAnsi="Georgia" w:cs="Georgia"/>
+          <w:color w:val="000000"/>
+        </w:rPr>
+        <w:lastRenderedPageBreak/>
+        <w:t xml:space="preserve">Sometime fields still contain missing values after preprocessing, although this did not stop the model because </w:t>
+      </w:r>
       <w:r>
         <w:rPr>
           <w:rStyle w:val="VerbatimChar"/>
@@ -2543,23 +2642,13 @@
         </w:rPr>
         <w:t>prep_time_min</w:t>
       </w:r>
-      <w:proofErr w:type="spellEnd"/>
-      <w:r>
-        <w:rPr>
-          <w:rFonts w:eastAsia="Georgia" w:hAnsi="Georgia" w:cs="Georgia"/>
-          <w:color w:val="000000"/>
-        </w:rPr>
-        <w:t xml:space="preserve"> was </w:t>
-      </w:r>
-      <w:proofErr w:type="gramStart"/>
-      <w:r>
-        <w:rPr>
-          <w:rFonts w:eastAsia="Georgia" w:hAnsi="Georgia" w:cs="Georgia"/>
-          <w:color w:val="000000"/>
-        </w:rPr>
-        <w:t>used .</w:t>
-      </w:r>
-      <w:proofErr w:type="gramEnd"/>
+      <w:r>
+        <w:rPr>
+          <w:rFonts w:eastAsia="Georgia" w:hAnsi="Georgia" w:cs="Georgia"/>
+          <w:color w:val="000000"/>
+        </w:rPr>
+        <w:t xml:space="preserve"> was used.</w:t>
+      </w:r>
     </w:p>
     <w:p>
       <w:pPr>
@@ -2576,15 +2665,13 @@
         </w:rPr>
         <w:t xml:space="preserve">Coordinate-derived distance may not always match actual road-route </w:t>
       </w:r>
-      <w:proofErr w:type="gramStart"/>
-      <w:r>
-        <w:rPr>
-          <w:rFonts w:eastAsia="Georgia" w:hAnsi="Georgia" w:cs="Georgia"/>
-          <w:color w:val="000000"/>
-        </w:rPr>
-        <w:t>distance .</w:t>
-      </w:r>
-      <w:proofErr w:type="gramEnd"/>
+      <w:r>
+        <w:rPr>
+          <w:rFonts w:eastAsia="Georgia" w:hAnsi="Georgia" w:cs="Georgia"/>
+          <w:color w:val="000000"/>
+        </w:rPr>
+        <w:t>distance.</w:t>
+      </w:r>
     </w:p>
     <w:p>
       <w:pPr>
@@ -2601,15 +2688,13 @@
         </w:rPr>
         <w:t xml:space="preserve">The dataset is taken from a public secondary source, so data generation assumptions are dependent on the original dataset </w:t>
       </w:r>
-      <w:proofErr w:type="gramStart"/>
-      <w:r>
-        <w:rPr>
-          <w:rFonts w:eastAsia="Georgia" w:hAnsi="Georgia" w:cs="Georgia"/>
-          <w:color w:val="000000"/>
-        </w:rPr>
-        <w:t>provider .</w:t>
-      </w:r>
-      <w:proofErr w:type="gramEnd"/>
+      <w:r>
+        <w:rPr>
+          <w:rFonts w:eastAsia="Georgia" w:hAnsi="Georgia" w:cs="Georgia"/>
+          <w:color w:val="000000"/>
+        </w:rPr>
+        <w:t>provider.</w:t>
+      </w:r>
     </w:p>
     <w:p>
       <w:pPr>
@@ -2639,15 +2724,13 @@
         </w:rPr>
         <w:t xml:space="preserve">The FA2 deliverables include a cleaned dataset, analysis code, visualizations, and a report containing data analysis, visual output, and </w:t>
       </w:r>
-      <w:proofErr w:type="gramStart"/>
-      <w:r>
-        <w:rPr>
-          <w:rFonts w:eastAsia="Georgia" w:hAnsi="Georgia" w:cs="Georgia"/>
-          <w:color w:val="000000"/>
-        </w:rPr>
-        <w:t>results .</w:t>
-      </w:r>
-      <w:proofErr w:type="gramEnd"/>
+      <w:r>
+        <w:rPr>
+          <w:rFonts w:eastAsia="Georgia" w:hAnsi="Georgia" w:cs="Georgia"/>
+          <w:color w:val="000000"/>
+        </w:rPr>
+        <w:t>results.</w:t>
+      </w:r>
       <w:r>
         <w:rPr>
           <w:rFonts w:eastAsia="Georgia" w:hAnsi="Georgia" w:cs="Georgia"/>
@@ -2655,15 +2738,13 @@
         </w:rPr>
         <w:t xml:space="preserve"> This project satisfies those deliverables through the cleaned CSV file, Python notebook, plots, and this written </w:t>
       </w:r>
-      <w:proofErr w:type="gramStart"/>
-      <w:r>
-        <w:rPr>
-          <w:rFonts w:eastAsia="Georgia" w:hAnsi="Georgia" w:cs="Georgia"/>
-          <w:color w:val="000000"/>
-        </w:rPr>
-        <w:t>report .</w:t>
-      </w:r>
-      <w:proofErr w:type="gramEnd"/>
+      <w:r>
+        <w:rPr>
+          <w:rFonts w:eastAsia="Georgia" w:hAnsi="Georgia" w:cs="Georgia"/>
+          <w:color w:val="000000"/>
+        </w:rPr>
+        <w:t>report.</w:t>
+      </w:r>
     </w:p>
     <w:p>
       <w:pPr>
@@ -2678,7 +2759,6 @@
           <w:color w:val="000000"/>
           <w:sz w:val="24"/>
         </w:rPr>
-        <w:lastRenderedPageBreak/>
         <w:t>13. Conclusion</w:t>
       </w:r>
       <w:bookmarkEnd w:id="24"/>
@@ -2694,15 +2774,13 @@
         </w:rPr>
         <w:t xml:space="preserve">The FA2 implementation was completed successfully using the Zomato Delivery Operations Analytics </w:t>
       </w:r>
-      <w:proofErr w:type="gramStart"/>
-      <w:r>
-        <w:rPr>
-          <w:rFonts w:eastAsia="Georgia" w:hAnsi="Georgia" w:cs="Georgia"/>
-          <w:color w:val="000000"/>
-        </w:rPr>
-        <w:t>Dataset .</w:t>
-      </w:r>
-      <w:proofErr w:type="gramEnd"/>
+      <w:r>
+        <w:rPr>
+          <w:rFonts w:eastAsia="Georgia" w:hAnsi="Georgia" w:cs="Georgia"/>
+          <w:color w:val="000000"/>
+        </w:rPr>
+        <w:t>Dataset.</w:t>
+      </w:r>
       <w:r>
         <w:rPr>
           <w:rFonts w:eastAsia="Georgia" w:hAnsi="Georgia" w:cs="Georgia"/>
@@ -2725,15 +2803,13 @@
         </w:rPr>
         <w:t xml:space="preserve">, demonstrating that the dataset is suitable for delivery-time prediction and logistics optimization </w:t>
       </w:r>
-      <w:proofErr w:type="gramStart"/>
-      <w:r>
-        <w:rPr>
-          <w:rFonts w:eastAsia="Georgia" w:hAnsi="Georgia" w:cs="Georgia"/>
-          <w:color w:val="000000"/>
-        </w:rPr>
-        <w:t>studies .</w:t>
-      </w:r>
-      <w:proofErr w:type="gramEnd"/>
+      <w:r>
+        <w:rPr>
+          <w:rFonts w:eastAsia="Georgia" w:hAnsi="Georgia" w:cs="Georgia"/>
+          <w:color w:val="000000"/>
+        </w:rPr>
+        <w:t>studies.</w:t>
+      </w:r>
     </w:p>
     <w:sectPr>
       <w:pgSz w:w="12240" w:h="15840"/>

--- a/documentation/fa2_report.docx
+++ b/documentation/fa2_report.docx
@@ -142,21 +142,27 @@
           <w:numId w:val="1"/>
         </w:numPr>
         <w:spacing w:before="105" w:after="105" w:line="360" w:lineRule="auto"/>
+        <w:rPr>
+          <w:sz w:val="22"/>
+          <w:szCs w:val="24"/>
+        </w:rPr>
       </w:pPr>
       <w:r>
         <w:rPr>
           <w:rFonts w:eastAsia="Georgia" w:hAnsi="Georgia" w:cs="Georgia"/>
           <w:b/>
           <w:color w:val="000000"/>
-        </w:rPr>
-        <w:t>Dataset Topic:</w:t>
-      </w:r>
-      <w:r>
-        <w:rPr>
-          <w:rFonts w:eastAsia="Georgia" w:hAnsi="Georgia" w:cs="Georgia"/>
-          <w:color w:val="000000"/>
-        </w:rPr>
-        <w:t xml:space="preserve"> Food Delivery Time Dataset</w:t>
+          <w:sz w:val="22"/>
+          <w:szCs w:val="24"/>
+        </w:rPr>
+        <w:t>Name:</w:t>
+      </w:r>
+      <w:r>
+        <w:rPr>
+          <w:sz w:val="22"/>
+          <w:szCs w:val="24"/>
+        </w:rPr>
+        <w:t xml:space="preserve"> Harivdan Shrihari Narayanshastri [125M1K010]</w:t>
       </w:r>
     </w:p>
     <w:p>
@@ -168,6 +174,30 @@
         <w:spacing w:before="105" w:after="105" w:line="360" w:lineRule="auto"/>
       </w:pPr>
       <w:r>
+        <w:rPr>
+          <w:rFonts w:eastAsia="Georgia" w:hAnsi="Georgia" w:cs="Georgia"/>
+          <w:b/>
+          <w:color w:val="000000"/>
+        </w:rPr>
+        <w:t>Dataset Topic:</w:t>
+      </w:r>
+      <w:r>
+        <w:rPr>
+          <w:rFonts w:eastAsia="Georgia" w:hAnsi="Georgia" w:cs="Georgia"/>
+          <w:color w:val="000000"/>
+        </w:rPr>
+        <w:t xml:space="preserve"> Food Delivery Time Dataset</w:t>
+      </w:r>
+    </w:p>
+    <w:p>
+      <w:pPr>
+        <w:numPr>
+          <w:ilvl w:val="0"/>
+          <w:numId w:val="1"/>
+        </w:numPr>
+        <w:spacing w:before="105" w:after="105" w:line="360" w:lineRule="auto"/>
+      </w:pPr>
+      <w:r>
         <w:t>https://www.kaggle.com/datasets/saurabhbadole/zomato-delivery-operations-analytics-dataset</w:t>
       </w:r>
     </w:p>
@@ -364,6 +394,7 @@
           <w:rFonts w:eastAsia="Georgia" w:hAnsi="Georgia" w:cs="Georgia"/>
           <w:color w:val="000000"/>
         </w:rPr>
+        <w:lastRenderedPageBreak/>
         <w:t xml:space="preserve">Weather conditions and road traffic density </w:t>
       </w:r>
     </w:p>
@@ -380,7 +411,6 @@
           <w:rFonts w:eastAsia="Georgia" w:hAnsi="Georgia" w:cs="Georgia"/>
           <w:color w:val="000000"/>
         </w:rPr>
-        <w:lastRenderedPageBreak/>
         <w:t xml:space="preserve">Vehicle condition, type of order, type of vehicle, city, and festival flag </w:t>
       </w:r>
     </w:p>
@@ -3063,6 +3093,90 @@
     </w:lvl>
   </w:abstractNum>
   <w:abstractNum w:abstractNumId="4" w15:restartNumberingAfterBreak="0">
+    <w:nsid w:val="56A00171"/>
+    <w:multiLevelType w:val="hybridMultilevel"/>
+    <w:tmpl w:val="24925A62"/>
+    <w:lvl w:ilvl="0" w:tplc="B38CA2CE">
+      <w:start w:val="1"/>
+      <w:numFmt w:val="bullet"/>
+      <w:lvlText w:val=""/>
+      <w:lvlJc w:val="left"/>
+      <w:pPr>
+        <w:tabs>
+          <w:tab w:val="num" w:pos="900"/>
+        </w:tabs>
+        <w:ind w:left="540" w:hanging="360"/>
+      </w:pPr>
+      <w:rPr>
+        <w:rFonts w:ascii="Symbol" w:hAnsi="Symbol" w:hint="default"/>
+      </w:rPr>
+    </w:lvl>
+    <w:lvl w:ilvl="1" w:tplc="32FC5338">
+      <w:numFmt w:val="decimal"/>
+      <w:lvlText w:val=""/>
+      <w:lvlJc w:val="left"/>
+      <w:pPr>
+        <w:ind w:left="0" w:firstLine="0"/>
+      </w:pPr>
+    </w:lvl>
+    <w:lvl w:ilvl="2" w:tplc="0E0C2FCC">
+      <w:numFmt w:val="decimal"/>
+      <w:lvlText w:val=""/>
+      <w:lvlJc w:val="left"/>
+      <w:pPr>
+        <w:ind w:left="0" w:firstLine="0"/>
+      </w:pPr>
+    </w:lvl>
+    <w:lvl w:ilvl="3" w:tplc="F46EB5C2">
+      <w:numFmt w:val="decimal"/>
+      <w:lvlText w:val=""/>
+      <w:lvlJc w:val="left"/>
+      <w:pPr>
+        <w:ind w:left="0" w:firstLine="0"/>
+      </w:pPr>
+    </w:lvl>
+    <w:lvl w:ilvl="4" w:tplc="6F022B58">
+      <w:numFmt w:val="decimal"/>
+      <w:lvlText w:val=""/>
+      <w:lvlJc w:val="left"/>
+      <w:pPr>
+        <w:ind w:left="0" w:firstLine="0"/>
+      </w:pPr>
+    </w:lvl>
+    <w:lvl w:ilvl="5" w:tplc="58D66E8A">
+      <w:numFmt w:val="decimal"/>
+      <w:lvlText w:val=""/>
+      <w:lvlJc w:val="left"/>
+      <w:pPr>
+        <w:ind w:left="0" w:firstLine="0"/>
+      </w:pPr>
+    </w:lvl>
+    <w:lvl w:ilvl="6" w:tplc="35928AB4">
+      <w:numFmt w:val="decimal"/>
+      <w:lvlText w:val=""/>
+      <w:lvlJc w:val="left"/>
+      <w:pPr>
+        <w:ind w:left="0" w:firstLine="0"/>
+      </w:pPr>
+    </w:lvl>
+    <w:lvl w:ilvl="7" w:tplc="BA24661A">
+      <w:numFmt w:val="decimal"/>
+      <w:lvlText w:val=""/>
+      <w:lvlJc w:val="left"/>
+      <w:pPr>
+        <w:ind w:left="0" w:firstLine="0"/>
+      </w:pPr>
+    </w:lvl>
+    <w:lvl w:ilvl="8" w:tplc="6CACA222">
+      <w:numFmt w:val="decimal"/>
+      <w:lvlText w:val=""/>
+      <w:lvlJc w:val="left"/>
+      <w:pPr>
+        <w:ind w:left="0" w:firstLine="0"/>
+      </w:pPr>
+    </w:lvl>
+  </w:abstractNum>
+  <w:abstractNum w:abstractNumId="5" w15:restartNumberingAfterBreak="0">
     <w:nsid w:val="68C40489"/>
     <w:multiLevelType w:val="hybridMultilevel"/>
     <w:tmpl w:val="59F6C2C8"/>
@@ -3122,7 +3236,7 @@
       <w:lvlJc w:val="left"/>
     </w:lvl>
   </w:abstractNum>
-  <w:abstractNum w:abstractNumId="5" w15:restartNumberingAfterBreak="0">
+  <w:abstractNum w:abstractNumId="6" w15:restartNumberingAfterBreak="0">
     <w:nsid w:val="723D6F9D"/>
     <w:multiLevelType w:val="hybridMultilevel"/>
     <w:tmpl w:val="71762824"/>
@@ -3183,7 +3297,7 @@
     </w:lvl>
   </w:abstractNum>
   <w:num w:numId="1" w16cid:durableId="1795447082">
-    <w:abstractNumId w:val="5"/>
+    <w:abstractNumId w:val="6"/>
   </w:num>
   <w:num w:numId="2" w16cid:durableId="1047991743">
     <w:abstractNumId w:val="2"/>
@@ -3198,7 +3312,19 @@
     <w:abstractNumId w:val="3"/>
   </w:num>
   <w:num w:numId="6" w16cid:durableId="1222446030">
+    <w:abstractNumId w:val="5"/>
+  </w:num>
+  <w:num w:numId="7" w16cid:durableId="1252278902">
     <w:abstractNumId w:val="4"/>
+    <w:lvlOverride w:ilvl="0"/>
+    <w:lvlOverride w:ilvl="1"/>
+    <w:lvlOverride w:ilvl="2"/>
+    <w:lvlOverride w:ilvl="3"/>
+    <w:lvlOverride w:ilvl="4"/>
+    <w:lvlOverride w:ilvl="5"/>
+    <w:lvlOverride w:ilvl="6"/>
+    <w:lvlOverride w:ilvl="7"/>
+    <w:lvlOverride w:ilvl="8"/>
   </w:num>
 </w:numbering>
 </file>
